--- a/docs/Requirements_updated.docx
+++ b/docs/Requirements_updated.docx
@@ -3913,7 +3913,7 @@
         <w:pStyle w:val="BodyText"/>
       </w:pPr>
       <w:r>
-        <w:t>A normál online foglalási folyamat kizárólag 20 fő alatti foglalásokhoz használható.</w:t>
+        <w:t>A normál online foglalási folyamat legfeljebb 30 fős foglalásokhoz használható.</w:t>
       </w:r>
     </w:p>
     <w:p>
@@ -3921,7 +3921,7 @@
         <w:pStyle w:val="BodyText"/>
       </w:pPr>
       <w:r>
-        <w:t>A 20 főbe minden életkori kategória beleszámít.</w:t>
+        <w:t>A 30 főbe minden életkori kategória beleszámít.</w:t>
       </w:r>
     </w:p>
     <w:p>
@@ -3942,7 +3942,7 @@
         </w:numPr>
       </w:pPr>
       <w:r>
-        <w:t>19 fő esetén a foglalási folyamat folytatható.</w:t>
+        <w:t>30 fő esetén a foglalási folyamat folytatható.</w:t>
       </w:r>
     </w:p>
     <w:p>
@@ -3954,7 +3954,7 @@
         </w:numPr>
       </w:pPr>
       <w:r>
-        <w:t>20 vagy több fő esetén a foglalás nem küldhető el.</w:t>
+        <w:t>31 vagy több fő esetén a foglalás nem küldhető el.</w:t>
       </w:r>
     </w:p>
     <w:p>
@@ -4002,15 +4002,7 @@
         </w:numPr>
       </w:pPr>
       <w:r>
-        <w:t xml:space="preserve">A backend is </w:t>
-      </w:r>
-      <w:proofErr w:type="spellStart"/>
-      <w:r>
-        <w:t>visszautasítja</w:t>
-      </w:r>
-      <w:proofErr w:type="spellEnd"/>
-      <w:r>
-        <w:t xml:space="preserve"> a 20 vagy több főre küldött normál foglalást.</w:t>
+        <w:t>A backend is visszautasítja a 31 vagy több főre küldött normál foglalást.</w:t>
       </w:r>
     </w:p>
     <w:p>
@@ -4147,7 +4139,7 @@
         <w:pStyle w:val="Compact"/>
       </w:pPr>
       <w:r>
-        <w:t>A 20 fős korlátozás módosításkor is érvényes.</w:t>
+        <w:t>A 30 fős korlátozás módosításkor is érvényes.</w:t>
       </w:r>
     </w:p>
     <w:p>
@@ -10245,7 +10237,7 @@
               <w:pStyle w:val="Compact"/>
             </w:pPr>
             <w:r>
-              <w:t>20 fős online limit</w:t>
+              <w:t>30 fős online limit</w:t>
             </w:r>
           </w:p>
         </w:tc>
@@ -10656,7 +10648,7 @@
         </w:numPr>
       </w:pPr>
       <w:r>
-        <w:t>20 fős csoportos limit;</w:t>
+        <w:t>30 fős csoportos limit;</w:t>
       </w:r>
     </w:p>
     <w:p>
